--- a/downloads/sheets/t12.docx
+++ b/downloads/sheets/t12.docx
@@ -44,7 +44,7 @@
     </w:p>
     <w:p>
       <w:r>
-        <w:t>confirm. Managed package 2.46 and the edition list came from the technical requirements read in October 2026. They will move.. last checked 2026-10.</w:t>
+        <w:t>confirm. Managed package 2.46 and the edition list came from the technical requirements read in October 2026. They will move. last checked 2026-10.</w:t>
       </w:r>
     </w:p>
     <w:p>
@@ -54,7 +54,7 @@
     </w:p>
     <w:p>
       <w:r>
-        <w:t>confirm. Australia, Zurich, and Yokohama were the names in the PDF read for this lab. Confirm the current list before an upgrade.. last checked 2026-10.</w:t>
+        <w:t>confirm. Australia, Zurich, and Yokohama were the names in the PDF read for this lab. Confirm the current list before an upgrade. last checked 2026-10.</w:t>
       </w:r>
     </w:p>
     <w:p>
